--- a/output/temp_attachments/电费单价收取方式.docx
+++ b/output/temp_attachments/电费单价收取方式.docx
@@ -2,6 +2,21 @@
 <file path=word/document.xml><?xml version="1.0" encoding="utf-8"?>
 <w:document xmlns:wpc="http://schemas.microsoft.com/office/word/2010/wordprocessingCanvas" xmlns:mc="http://schemas.openxmlformats.org/markup-compatibility/2006" xmlns:o="urn:schemas-microsoft-com:office:office" xmlns:r="http://schemas.openxmlformats.org/officeDocument/2006/relationships" xmlns:m="http://schemas.openxmlformats.org/officeDocument/2006/math" xmlns:v="urn:schemas-microsoft-com:vml" xmlns:wp14="http://schemas.microsoft.com/office/word/2010/wordprocessingDrawing" xmlns:wp="http://schemas.openxmlformats.org/drawingml/2006/wordprocessingDrawing" xmlns:w="http://schemas.openxmlformats.org/wordprocessingml/2006/main" xmlns:w14="http://schemas.microsoft.com/office/word/2010/wordml" xmlns:w10="urn:schemas-microsoft-com:office:word" xmlns:w15="http://schemas.microsoft.com/office/word/2012/wordml" xmlns:wpg="http://schemas.microsoft.com/office/word/2010/wordprocessingGroup" xmlns:wpi="http://schemas.microsoft.com/office/word/2010/wordprocessingInk" xmlns:wne="http://schemas.microsoft.com/office/word/2006/wordml" xmlns:wps="http://schemas.microsoft.com/office/word/2010/wordprocessingShape" xmlns:wpsCustomData="http://www.wps.cn/officeDocument/2013/wpsCustomData" mc:Ignorable="w14 w15 wp14">
   <w:body>
+    <w:p>
+      <w:pPr>
+        <w:rPr>
+          <w:rFonts w:hint="default" w:eastAsia="宋体"/>
+          <w:lang w:val="en-US" w:eastAsia="zh-CN"/>
+        </w:rPr>
+      </w:pPr>
+      <w:r>
+        <w:rPr>
+          <w:rFonts w:hint="eastAsia"/>
+          <w:lang w:val="en-US" w:eastAsia="zh-CN"/>
+        </w:rPr>
+        <w:t>第一种</w:t>
+      </w:r>
+    </w:p>
     <w:p>
       <w:pPr>
         <w:rPr>
@@ -46,13 +61,6 @@
       </w:r>
     </w:p>
     <w:p>
-      <w:pPr>
-        <w:rPr>
-          <w:rFonts w:hint="default"/>
-        </w:rPr>
-      </w:pPr>
-    </w:p>
-    <w:p>
       <w:r>
         <w:rPr>
           <w:rFonts w:hint="default"/>
@@ -84,6 +92,29 @@
         <w:t>谷期电能量电费+谷期输配电费+系统运行费（谷）+基金及附加费=谷期单价</w:t>
       </w:r>
     </w:p>
+    <w:p/>
+    <w:p/>
+    <w:p/>
+    <w:p/>
+    <w:p/>
+    <w:p/>
+    <w:p/>
+    <w:p/>
+    <w:p/>
+    <w:p/>
+    <w:p/>
+    <w:p/>
+    <w:p/>
+    <w:p/>
+    <w:p/>
+    <w:p/>
+    <w:p/>
+    <w:p/>
+    <w:p/>
+    <w:p/>
+    <w:p/>
+    <w:p/>
+    <w:p/>
     <w:p/>
     <w:p/>
     <w:p/>
@@ -104,8 +135,8 @@
       <w:r>
         <w:drawing>
           <wp:inline distT="0" distB="0" distL="114300" distR="114300">
-            <wp:extent cx="2628900" cy="7440930"/>
-            <wp:effectExtent l="0" t="0" r="0" b="0"/>
+            <wp:extent cx="2182495" cy="6048375"/>
+            <wp:effectExtent l="0" t="0" r="8255" b="9525"/>
             <wp:docPr id="1027" name="Image1"/>
             <wp:cNvGraphicFramePr/>
             <a:graphic xmlns:a="http://schemas.openxmlformats.org/drawingml/2006/main">
@@ -125,7 +156,7 @@
                   <pic:spPr>
                     <a:xfrm>
                       <a:off x="0" y="0"/>
-                      <a:ext cx="2628900" cy="7441124"/>
+                      <a:ext cx="2182495" cy="6048375"/>
                     </a:xfrm>
                     <a:prstGeom prst="rect">
                       <a:avLst/>
@@ -230,6 +261,227 @@
         </w:drawing>
       </w:r>
     </w:p>
+    <w:p>
+      <w:pPr>
+        <w:rPr>
+          <w:rFonts w:hint="default"/>
+        </w:rPr>
+      </w:pPr>
+      <w:r>
+        <w:rPr>
+          <w:rFonts w:hint="default"/>
+        </w:rPr>
+        <w:t>尖期电</w:t>
+      </w:r>
+      <w:r>
+        <w:rPr>
+          <w:rFonts w:hint="eastAsia"/>
+          <w:lang w:val="en-US" w:eastAsia="zh-CN"/>
+        </w:rPr>
+        <w:t>量</w:t>
+      </w:r>
+      <w:r>
+        <w:rPr>
+          <w:rFonts w:hint="default"/>
+        </w:rPr>
+        <w:t>电</w:t>
+      </w:r>
+      <w:r>
+        <w:rPr>
+          <w:rFonts w:hint="eastAsia"/>
+          <w:lang w:val="en-US" w:eastAsia="zh-CN"/>
+        </w:rPr>
+        <w:t>表</w:t>
+      </w:r>
+      <w:r>
+        <w:rPr>
+          <w:rFonts w:hint="default"/>
+        </w:rPr>
+        <w:t>=尖峰期单价</w:t>
+      </w:r>
+    </w:p>
+    <w:p>
+      <w:pPr>
+        <w:rPr>
+          <w:rFonts w:hint="default"/>
+        </w:rPr>
+      </w:pPr>
+      <w:r>
+        <w:rPr>
+          <w:rFonts w:hint="eastAsia"/>
+          <w:lang w:val="en-US" w:eastAsia="zh-CN"/>
+        </w:rPr>
+        <w:t>峰</w:t>
+      </w:r>
+      <w:r>
+        <w:rPr>
+          <w:rFonts w:hint="default"/>
+        </w:rPr>
+        <w:t>期电</w:t>
+      </w:r>
+      <w:r>
+        <w:rPr>
+          <w:rFonts w:hint="eastAsia"/>
+          <w:lang w:val="en-US" w:eastAsia="zh-CN"/>
+        </w:rPr>
+        <w:t>量</w:t>
+      </w:r>
+      <w:r>
+        <w:rPr>
+          <w:rFonts w:hint="default"/>
+        </w:rPr>
+        <w:t>电</w:t>
+      </w:r>
+      <w:r>
+        <w:rPr>
+          <w:rFonts w:hint="eastAsia"/>
+          <w:lang w:val="en-US" w:eastAsia="zh-CN"/>
+        </w:rPr>
+        <w:t>表</w:t>
+      </w:r>
+      <w:r>
+        <w:rPr>
+          <w:rFonts w:hint="default"/>
+        </w:rPr>
+        <w:t>=峰期单价</w:t>
+      </w:r>
+    </w:p>
+    <w:p>
+      <w:pPr>
+        <w:rPr>
+          <w:rFonts w:hint="default"/>
+        </w:rPr>
+      </w:pPr>
+      <w:r>
+        <w:rPr>
+          <w:rFonts w:hint="eastAsia"/>
+          <w:lang w:val="en-US" w:eastAsia="zh-CN"/>
+        </w:rPr>
+        <w:t>平</w:t>
+      </w:r>
+      <w:r>
+        <w:rPr>
+          <w:rFonts w:hint="default"/>
+        </w:rPr>
+        <w:t>期电</w:t>
+      </w:r>
+      <w:r>
+        <w:rPr>
+          <w:rFonts w:hint="eastAsia"/>
+          <w:lang w:val="en-US" w:eastAsia="zh-CN"/>
+        </w:rPr>
+        <w:t>量</w:t>
+      </w:r>
+      <w:r>
+        <w:rPr>
+          <w:rFonts w:hint="default"/>
+        </w:rPr>
+        <w:t>电</w:t>
+      </w:r>
+      <w:r>
+        <w:rPr>
+          <w:rFonts w:hint="eastAsia"/>
+          <w:lang w:val="en-US" w:eastAsia="zh-CN"/>
+        </w:rPr>
+        <w:t>表</w:t>
+      </w:r>
+      <w:r>
+        <w:rPr>
+          <w:rFonts w:hint="default"/>
+        </w:rPr>
+        <w:t>=</w:t>
+      </w:r>
+      <w:r>
+        <w:rPr>
+          <w:rFonts w:hint="eastAsia"/>
+          <w:lang w:val="en-US" w:eastAsia="zh-CN"/>
+        </w:rPr>
+        <w:t>平</w:t>
+      </w:r>
+      <w:r>
+        <w:rPr>
+          <w:rFonts w:hint="default"/>
+        </w:rPr>
+        <w:t>峰期单价</w:t>
+      </w:r>
+    </w:p>
+    <w:p>
+      <w:pPr>
+        <w:rPr>
+          <w:rFonts w:hint="default"/>
+        </w:rPr>
+      </w:pPr>
+      <w:r>
+        <w:rPr>
+          <w:rFonts w:hint="eastAsia"/>
+          <w:lang w:val="en-US" w:eastAsia="zh-CN"/>
+        </w:rPr>
+        <w:t>谷</w:t>
+      </w:r>
+      <w:r>
+        <w:rPr>
+          <w:rFonts w:hint="default"/>
+        </w:rPr>
+        <w:t>期电</w:t>
+      </w:r>
+      <w:r>
+        <w:rPr>
+          <w:rFonts w:hint="eastAsia"/>
+          <w:lang w:val="en-US" w:eastAsia="zh-CN"/>
+        </w:rPr>
+        <w:t>量</w:t>
+      </w:r>
+      <w:r>
+        <w:rPr>
+          <w:rFonts w:hint="default"/>
+        </w:rPr>
+        <w:t>电</w:t>
+      </w:r>
+      <w:r>
+        <w:rPr>
+          <w:rFonts w:hint="eastAsia"/>
+          <w:lang w:val="en-US" w:eastAsia="zh-CN"/>
+        </w:rPr>
+        <w:t>表</w:t>
+      </w:r>
+      <w:r>
+        <w:rPr>
+          <w:rFonts w:hint="default"/>
+        </w:rPr>
+        <w:t>=</w:t>
+      </w:r>
+      <w:r>
+        <w:rPr>
+          <w:rFonts w:hint="eastAsia"/>
+          <w:lang w:val="en-US" w:eastAsia="zh-CN"/>
+        </w:rPr>
+        <w:t>谷</w:t>
+      </w:r>
+      <w:r>
+        <w:rPr>
+          <w:rFonts w:hint="default"/>
+        </w:rPr>
+        <w:t>峰期单价</w:t>
+      </w:r>
+    </w:p>
+    <w:p/>
+    <w:p/>
+    <w:p/>
+    <w:p/>
+    <w:p/>
+    <w:p/>
+    <w:p/>
+    <w:p/>
+    <w:p/>
+    <w:p/>
+    <w:p/>
+    <w:p/>
+    <w:p/>
+    <w:p/>
+    <w:p/>
+    <w:p/>
+    <w:p/>
+    <w:p/>
     <w:p/>
     <w:p/>
     <w:p/>
@@ -285,7 +537,75 @@
       </w:r>
     </w:p>
     <w:p/>
-    <w:p/>
+    <w:p>
+      <w:pPr>
+        <w:rPr>
+          <w:rFonts w:hint="default"/>
+        </w:rPr>
+      </w:pPr>
+      <w:r>
+        <w:rPr>
+          <w:rFonts w:hint="default"/>
+        </w:rPr>
+        <w:t>电</w:t>
+      </w:r>
+      <w:r>
+        <w:rPr>
+          <w:rFonts w:hint="eastAsia"/>
+          <w:lang w:val="en-US" w:eastAsia="zh-CN"/>
+        </w:rPr>
+        <w:t>量</w:t>
+      </w:r>
+      <w:r>
+        <w:rPr>
+          <w:rFonts w:hint="default"/>
+        </w:rPr>
+        <w:t>电</w:t>
+      </w:r>
+      <w:r>
+        <w:rPr>
+          <w:rFonts w:hint="eastAsia"/>
+          <w:lang w:val="en-US" w:eastAsia="zh-CN"/>
+        </w:rPr>
+        <w:t>费</w:t>
+      </w:r>
+      <w:r>
+        <w:rPr>
+          <w:rFonts w:hint="default"/>
+        </w:rPr>
+        <w:t>=尖峰期单价=峰期单价=</w:t>
+      </w:r>
+      <w:r>
+        <w:rPr>
+          <w:rFonts w:hint="eastAsia"/>
+          <w:lang w:val="en-US" w:eastAsia="zh-CN"/>
+        </w:rPr>
+        <w:t>平</w:t>
+      </w:r>
+      <w:r>
+        <w:rPr>
+          <w:rFonts w:hint="default"/>
+        </w:rPr>
+        <w:t>峰期单价=</w:t>
+      </w:r>
+      <w:r>
+        <w:rPr>
+          <w:rFonts w:hint="eastAsia"/>
+          <w:lang w:val="en-US" w:eastAsia="zh-CN"/>
+        </w:rPr>
+        <w:t>谷</w:t>
+      </w:r>
+      <w:r>
+        <w:rPr>
+          <w:rFonts w:hint="default"/>
+        </w:rPr>
+        <w:t>峰期单价</w:t>
+      </w:r>
+    </w:p>
+    <w:p>
+      <w:bookmarkStart w:id="0" w:name="_GoBack"/>
+      <w:bookmarkEnd w:id="0"/>
+    </w:p>
     <w:p/>
     <w:p/>
     <w:p>
@@ -303,7 +623,6 @@
     </w:p>
     <w:p/>
     <w:p>
-      <w:bookmarkStart w:id="0" w:name="_GoBack"/>
       <w:r>
         <w:drawing>
           <wp:inline distT="0" distB="0" distL="114300" distR="114300">
@@ -340,7 +659,6 @@
           </wp:inline>
         </w:drawing>
       </w:r>
-      <w:bookmarkEnd w:id="0"/>
     </w:p>
     <w:p>
       <w:pPr>
